--- a/corpus/synthetic/shape-extraction__020.docx
+++ b/corpus/synthetic/shape-extraction__020.docx
@@ -8,20 +8,68 @@
           <wp:anchor behindDoc="0" simplePos="0" locked="0" layoutInCell="1" allowOverlap="1">
             <wp:simplePos x="0" y="0"/>
             <wp:positionH relativeFrom="column">
-              <wp:posOffset>0</wp:posOffset>
+              <wp:posOffset>100000</wp:posOffset>
             </wp:positionH>
             <wp:positionV relativeFrom="paragraph">
-              <wp:posOffset>0</wp:posOffset>
+              <wp:posOffset>200000</wp:posOffset>
             </wp:positionV>
-            <wp:extent cx="3293110" cy="594360"/>
-            <wp:wrapSquare wrapText="bothSides"/>
-            <wp:docPr id="1" name="Image 1"/>
+            <wp:extent cx="952500" cy="952500"/>
+            <wp:wrapNone/>
+            <wp:docPr id="7" name="Shape 7"/>
+            <a:graphic>
+              <a:graphicData uri="http://schemas.microsoft.com/office/word/2010/wordprocessingShape">
+                <wps:wsp xmlns:wps="http://schemas.microsoft.com/office/word/2010/wordprocessingShape">
+                  <wps:cNvSpPr/>
+                  <wps:spPr>
+                    <a:xfrm>
+                      <a:off x="0" y="0"/>
+                      <a:ext cx="952500" cy="476250"/>
+                    </a:xfrm>
+                    <a:prstGeom prst="rect">
+                      <a:avLst/>
+                    </a:prstGeom>
+                  </wps:spPr>
+                  <wps:txbx>
+                    <w:txbxContent>
+                      <w:p>
+                        <w:r>
+                          <w:t>card</w:t>
+                        </w:r>
+                      </w:p>
+                    </w:txbxContent>
+                  </wps:txbx>
+                  <wps:bodyPr/>
+                </wps:wsp>
+              </a:graphicData>
+            </a:graphic>
+          </wp:anchor>
+        </w:drawing>
+      </w:r>
+      <w:r>
+        <w:drawing>
+          <wp:anchor behindDoc="0" simplePos="0" locked="0" layoutInCell="1" allowOverlap="1">
+            <wp:simplePos x="0" y="0"/>
+            <wp:positionH relativeFrom="column">
+              <wp:posOffset>100000</wp:posOffset>
+            </wp:positionH>
+            <wp:positionV relativeFrom="paragraph">
+              <wp:posOffset>200000</wp:posOffset>
+            </wp:positionV>
+            <wp:extent cx="952500" cy="952500"/>
+            <wp:wrapNone/>
+            <wp:docPr id="7" name="Shape 7"/>
             <a:graphic>
               <a:graphicData uri="http://schemas.openxmlformats.org/drawingml/2006/picture">
                 <pic:pic>
                   <pic:blipFill>
                     <a:blip r:embed="rId10"/>
                   </pic:blipFill>
+                  <pic:spPr>
+                    <a:xfrm rot="-2700000">
+                      <a:off x="0" y="0"/>
+                      <a:ext cx="476250" cy="238125"/>
+                    </a:xfrm>
+                  </pic:spPr>
                 </pic:pic>
               </a:graphicData>
             </a:graphic>
